--- a/docs/submission/_upload/Supplementary_Information.docx
+++ b/docs/submission/_upload/Supplementary_Information.docx
@@ -26,7 +26,7 @@
           <w:b w:val="0"/>
           <w:i/>
         </w:rPr>
-        <w:t>Yang Y. Genetically predicted multisite chronic pain is associated with lower cognitive performance: a bidirectional Mendelian randomization study with NHANES contextual evidence.</w:t>
+        <w:t>Yang Y. Genetically predicted multisite chronic pain is associated with lower cognitive performance: a bidirectional Mendelian randomization study with NHANES and CHARLS longitudinal evidence.</w:t>
       </w:r>
     </w:p>
     <w:p>
@@ -53,7 +53,7 @@
           <w:b w:val="0"/>
           <w:i w:val="0"/>
         </w:rPr>
-        <w:t>The primary MCP → cognitive-performance result is constrained by sample overlap between the MCP exposure (Johnston 2019, UK Biobank, n≈387,649) and the cognitive-performance outcome (ebi-a-GCST006572, UK Biobank-derived, n=257,841), both UKB-sourced. To examine whether the pain→cognitive-decline signal survives removal of this overlap, the same forward MR estimates were re-framed using two non-UKB disease outcomes that share no UKB samples with the MCP exposure: all-cause dementia (FinnGen, a Finnish national biobank) and Alzheimer's disease (IGAP 2013 consortium, ieu-a-297, n=54,162). No new instruments, harmonization, or data were introduced; only the overlap framing differs.</w:t>
+        <w:t>The primary MCP -&gt; cognitive-performance result is constrained by sample overlap between the MCP exposure (Johnston 2019, UK Biobank, n~387,649) and the cognitive-performance outcome (ebi-a-GCST006572, UK Biobank-derived, n=257,841), both UKB-sourced. To examine whether the pain-&gt;cognitive-decline signal survives removal of this overlap, the same forward MR estimates were re-framed using two non-UKB disease outcomes that share no UKB samples with the MCP exposure: all-cause dementia (FinnGen, a Finnish national biobank) and Alzheimer's disease (IGAP 2013 consortium, ieu-a-297, n=54,162). No new instruments, harmonization, or data were introduced; only the overlap framing differs.</w:t>
       </w:r>
     </w:p>
     <w:p>
@@ -82,7 +82,7 @@
           <w:b w:val="0"/>
           <w:i w:val="0"/>
         </w:rPr>
-        <w:t xml:space="preserve"> (weights w = 1/se_y²; IVW fixed- and random-effects; MR-Egger with intercept test for directional pleiotropy; weighted median via the delta method with exposure and outcome SEs; leave-one-out). Mean per-SNP F-statistic across the 41-43 harmonised SNPs was ≈33 (minimum ≈22), far above the weak-instrument threshold of 10.</w:t>
+        <w:t xml:space="preserve"> (weights w = 1/se_y2; IVW fixed- and random-effects; MR-Egger with intercept test for directional pleiotropy; weighted median via the delta method with exposure and outcome SEs; leave-one-out). Mean per-SNP F-statistic across the 41-43 harmonised SNPs was ~33 (minimum ~22), far above the weak-instrument threshold of 10.</w:t>
       </w:r>
     </w:p>
     <w:tbl>
@@ -125,7 +125,7 @@
                 <w:i w:val="0"/>
                 <w:sz w:val="16"/>
               </w:rPr>
-              <w:t>Exposure → outcome</w:t>
+              <w:t>Exposure -&gt; outcome</w:t>
             </w:r>
           </w:p>
         </w:tc>
@@ -205,7 +205,7 @@
                 <w:i w:val="0"/>
                 <w:sz w:val="16"/>
               </w:rPr>
-              <w:t>IVW β (95% CI)</w:t>
+              <w:t>IVW beta (95% CI)</w:t>
             </w:r>
           </w:p>
         </w:tc>
@@ -245,7 +245,7 @@
                 <w:i w:val="0"/>
                 <w:sz w:val="16"/>
               </w:rPr>
-              <w:t>Egger β (int p)</w:t>
+              <w:t>Egger beta (int p)</w:t>
             </w:r>
           </w:p>
         </w:tc>
@@ -265,7 +265,7 @@
                 <w:i w:val="0"/>
                 <w:sz w:val="16"/>
               </w:rPr>
-              <w:t>WMed β</w:t>
+              <w:t>WMed beta</w:t>
             </w:r>
           </w:p>
         </w:tc>
@@ -285,7 +285,7 @@
                 <w:i w:val="0"/>
                 <w:sz w:val="16"/>
               </w:rPr>
-              <w:t>I²</w:t>
+              <w:t>I2</w:t>
             </w:r>
           </w:p>
         </w:tc>
@@ -327,7 +327,7 @@
                 <w:i w:val="0"/>
                 <w:sz w:val="16"/>
               </w:rPr>
-              <w:t>MCP → cognitive performance*</w:t>
+              <w:t>MCP -&gt; cognitive performance*</w:t>
             </w:r>
           </w:p>
         </w:tc>
@@ -407,7 +407,7 @@
                 <w:i w:val="0"/>
                 <w:sz w:val="16"/>
               </w:rPr>
-              <w:t>−0.361 (−0.424, −0.299)</w:t>
+              <w:t>-0.361 (-0.424, -0.299)</w:t>
             </w:r>
           </w:p>
         </w:tc>
@@ -427,7 +427,7 @@
                 <w:i w:val="0"/>
                 <w:sz w:val="16"/>
               </w:rPr>
-              <w:t>3.65×10⁻³⁰</w:t>
+              <w:t>3.65x10-30</w:t>
             </w:r>
           </w:p>
         </w:tc>
@@ -447,7 +447,7 @@
                 <w:i w:val="0"/>
                 <w:sz w:val="16"/>
               </w:rPr>
-              <w:t>−0.362 (0.34)</w:t>
+              <w:t>-0.362 (0.34)</w:t>
             </w:r>
           </w:p>
         </w:tc>
@@ -467,7 +467,7 @@
                 <w:i w:val="0"/>
                 <w:sz w:val="16"/>
               </w:rPr>
-              <w:t>−0.233</w:t>
+              <w:t>-0.233</w:t>
             </w:r>
           </w:p>
         </w:tc>
@@ -529,7 +529,7 @@
                 <w:i w:val="0"/>
                 <w:sz w:val="16"/>
               </w:rPr>
-              <w:t>MCP → all-cause dementia</w:t>
+              <w:t>MCP -&gt; all-cause dementia</w:t>
             </w:r>
           </w:p>
         </w:tc>
@@ -609,7 +609,7 @@
                 <w:i w:val="0"/>
                 <w:sz w:val="16"/>
               </w:rPr>
-              <w:t>0.234 (−0.185, 0.653)</w:t>
+              <w:t>0.234 (-0.185, 0.653)</w:t>
             </w:r>
           </w:p>
         </w:tc>
@@ -709,7 +709,7 @@
                 <w:i w:val="0"/>
                 <w:sz w:val="16"/>
               </w:rPr>
-              <w:t>Risk ↑</w:t>
+              <w:t>Risk up</w:t>
             </w:r>
           </w:p>
         </w:tc>
@@ -731,7 +731,7 @@
                 <w:i w:val="0"/>
                 <w:sz w:val="16"/>
               </w:rPr>
-              <w:t>MCP → Alzheimer's disease</w:t>
+              <w:t>MCP -&gt; Alzheimer's disease</w:t>
             </w:r>
           </w:p>
         </w:tc>
@@ -911,7 +911,7 @@
                 <w:i w:val="0"/>
                 <w:sz w:val="16"/>
               </w:rPr>
-              <w:t>Risk ↑</w:t>
+              <w:t>Risk up</w:t>
             </w:r>
           </w:p>
         </w:tc>
@@ -932,7 +932,7 @@
           <w:b w:val="0"/>
           <w:i w:val="0"/>
         </w:rPr>
-        <w:t>*Cognitive-performance row: IVW β=−0.361 is the fixed-effect estimate (the headline value in the main manuscript); the random-effects IVW estimate is β=−0.403 (95% CI −0.550 to −0.257), p=3.65×10⁻³⁰.</w:t>
+        <w:t>*Cognitive-performance row: IVW beta=-0.361 is the fixed-effect estimate (the headline value in the main manuscript); the random-effects IVW estimate is beta=-0.403 (95% CI -0.550 to -0.257), p=3.65x10-30.</w:t>
       </w:r>
     </w:p>
     <w:p>
@@ -945,7 +945,7 @@
           <w:b w:val="0"/>
           <w:i w:val="0"/>
         </w:rPr>
-        <w:t xml:space="preserve">Interpretation. All three outcomes point in the same direction (more multisite chronic pain → worse cognitive performance / higher dementia and AD risk). The IGAP AD estimate is significant (β=0.466, p=0.008) with no directional pleiotropy (Egger intercept p=0.86), low heterogeneity (I²≈16%), and stable leave-one-out estimates — a genuinely overlap-free corroboration. FinnGen all-cause dementia is non-significant (β=0.234, p=0.27), most plausibly reflecting the lower power of a binary trait with a smaller effective case sample rather than a true null. Note these non-UKB endpoints measure dementia/AD </w:t>
+        <w:t xml:space="preserve">Interpretation. All three outcomes point in the same direction (more multisite chronic pain -&gt; worse cognitive performance / higher dementia and AD risk). The IGAP AD estimate is significant (beta=0.466, p=0.008) with no directional pleiotropy (Egger intercept p=0.86), low heterogeneity (I2~16%), and stable leave-one-out estimates - a genuinely overlap-free corroboration. FinnGen all-cause dementia is non-significant (beta=0.234, p=0.27), most plausibly reflecting the lower power of a binary trait with a smaller effective case sample rather than a true null. Note these non-UKB endpoints measure dementia/AD </w:t>
       </w:r>
       <w:r>
         <w:rPr>
@@ -977,7 +977,7 @@
           <w:b w:val="0"/>
           <w:i w:val="0"/>
         </w:rPr>
-        <w:t xml:space="preserve"> itself; direct overlap-free confirmation at the cognitive-score level awaits a suitably powered non-UKB cognitive GWAS (e.g., COGENT) and overlap-corrected methods (MRlap).</w:t>
+        <w:t xml:space="preserve"> itself; direct overlap-free confirmation at the cognitive-score level awaits a suitably powered non-UKB cognitive GWAS and overlap-corrected methods (MRlap). (Identical estimates to Section 3.1; see Figure 5 in the main manuscript.)</w:t>
       </w:r>
     </w:p>
     <w:p>
@@ -991,7 +991,98 @@
           <w:i w:val="0"/>
           <w:sz w:val="24"/>
         </w:rPr>
-        <w:t>S2. Audit trail of derived artifacts</w:t>
+        <w:t>S2. CHARLS longitudinal analysis and change-score sensitivity</w:t>
+      </w:r>
+    </w:p>
+    <w:p>
+      <w:pPr>
+        <w:spacing w:before="0" w:after="0"/>
+      </w:pPr>
+      <w:r>
+        <w:rPr>
+          <w:rFonts w:ascii="Times New Roman" w:hAnsi="Times New Roman"/>
+          <w:b w:val="0"/>
+          <w:i w:val="0"/>
+        </w:rPr>
+        <w:t xml:space="preserve">The CHARLS component (Section 2.7, 3.5) provides population-based longitudinal context. In the three comparable cognition-assessed waves (2011/2013/2015; n=25,762; 40,135 person-waves), greater pain-site burden was cross-sectionally associated with lower global cognition (beta=-0.011 per site, p&lt;0.001) with a significant nonlinear dose-response (restricted cubic spline, P&lt;0.001), but pain-site burden did not significantly accelerate cognitive change (LMM painxtime interaction beta=+0.0008, p=0.70) and did not predict incident worst-quartile impairment (Cox HR 1.006, p=0.53). A four-wave sensitivity extension additionally encoding the 2018 "DC Cognition" module yielded a null incident-impairment hazard (Cox HR 1.005, p=0.381) and a nominally significant </w:t>
+      </w:r>
+      <w:r>
+        <w:rPr>
+          <w:rFonts w:ascii="Times New Roman" w:hAnsi="Times New Roman"/>
+          <w:b w:val="0"/>
+          <w:i/>
+        </w:rPr>
+        <w:t>positive</w:t>
+      </w:r>
+      <w:r>
+        <w:rPr>
+          <w:rFonts w:ascii="Times New Roman" w:hAnsi="Times New Roman"/>
+          <w:b w:val="0"/>
+          <w:i w:val="0"/>
+        </w:rPr>
+        <w:t xml:space="preserve"> painxtime LMM interaction (beta=+0.0015, p=0.012) that is a measurement artefact of the easier 2018 12-word list (cross-sample z jumps to +0.919 at 2018) rather than true decline. A change-score (ANCOVA) sensitivity on the three-wave sample produced a divergent, nominally significant pain-&gt;decline association in the fully baseline-adjusted model (beta=-0.0067 per site, p=0.016) that we attribute to baseline imbalance and regression-to-the-mean (Lord's paradox) and do not interpret as accelerated decline; the null LMM and Cox results are our preferred inference. Full results: </w:t>
+      </w:r>
+      <w:r>
+        <w:rPr>
+          <w:rFonts w:ascii="Courier New" w:hAnsi="Courier New"/>
+          <w:b w:val="0"/>
+          <w:i w:val="0"/>
+        </w:rPr>
+        <w:t>charls_results_changescore_20260921.rds</w:t>
+      </w:r>
+      <w:r>
+        <w:rPr>
+          <w:rFonts w:ascii="Times New Roman" w:hAnsi="Times New Roman"/>
+          <w:b w:val="0"/>
+          <w:i w:val="0"/>
+        </w:rPr>
+        <w:t xml:space="preserve">, </w:t>
+      </w:r>
+      <w:r>
+        <w:rPr>
+          <w:rFonts w:ascii="Courier New" w:hAnsi="Courier New"/>
+          <w:b w:val="0"/>
+          <w:i w:val="0"/>
+        </w:rPr>
+        <w:t>charls_changescore_table_20260921.csv</w:t>
+      </w:r>
+      <w:r>
+        <w:rPr>
+          <w:rFonts w:ascii="Times New Roman" w:hAnsi="Times New Roman"/>
+          <w:b w:val="0"/>
+          <w:i w:val="0"/>
+        </w:rPr>
+        <w:t xml:space="preserve"> (script </w:t>
+      </w:r>
+      <w:r>
+        <w:rPr>
+          <w:rFonts w:ascii="Courier New" w:hAnsi="Courier New"/>
+          <w:b w:val="0"/>
+          <w:i w:val="0"/>
+        </w:rPr>
+        <w:t>analysis/01c_charls_changescore.R</w:t>
+      </w:r>
+      <w:r>
+        <w:rPr>
+          <w:rFonts w:ascii="Times New Roman" w:hAnsi="Times New Roman"/>
+          <w:b w:val="0"/>
+          <w:i w:val="0"/>
+        </w:rPr>
+        <w:t>).</w:t>
+      </w:r>
+    </w:p>
+    <w:p>
+      <w:pPr>
+        <w:spacing w:before="160" w:after="80"/>
+      </w:pPr>
+      <w:r>
+        <w:rPr>
+          <w:rFonts w:ascii="Times New Roman" w:hAnsi="Times New Roman"/>
+          <w:b/>
+          <w:i w:val="0"/>
+          <w:sz w:val="24"/>
+        </w:rPr>
+        <w:t>S3. Audit trail of derived artifacts</w:t>
       </w:r>
     </w:p>
     <w:p>
@@ -1049,7 +1140,7 @@
           <w:b w:val="0"/>
           <w:i w:val="0"/>
         </w:rPr>
-        <w:t xml:space="preserve"> — forward MR (MCP → cognition / dementia / AD), corrected estimators.</w:t>
+        <w:t xml:space="preserve"> - forward MR (MCP -&gt; cognition / dementia / AD), corrected estimators.</w:t>
       </w:r>
     </w:p>
     <w:p>
@@ -1078,7 +1169,7 @@
           <w:b w:val="0"/>
           <w:i w:val="0"/>
         </w:rPr>
-        <w:t xml:space="preserve"> — reverse MR (cognition → MCP).</w:t>
+        <w:t xml:space="preserve"> - reverse MR (cognition -&gt; MCP).</w:t>
       </w:r>
     </w:p>
     <w:p>
@@ -1107,7 +1198,7 @@
           <w:b w:val="0"/>
           <w:i w:val="0"/>
         </w:rPr>
-        <w:t xml:space="preserve"> — two-step mediation MR (depression / CRP / insomnia).</w:t>
+        <w:t xml:space="preserve"> - two-step mediation MR (depression / CRP / insomnia).</w:t>
       </w:r>
     </w:p>
     <w:p>
@@ -1136,7 +1227,7 @@
           <w:b w:val="0"/>
           <w:i w:val="0"/>
         </w:rPr>
-        <w:t xml:space="preserve"> — master results table.</w:t>
+        <w:t xml:space="preserve"> - master results table.</w:t>
       </w:r>
     </w:p>
     <w:p>
@@ -1197,7 +1288,7 @@
           <w:b w:val="0"/>
           <w:i w:val="0"/>
         </w:rPr>
-        <w:t xml:space="preserve"> — harmonised exposure/outcome pairs.</w:t>
+        <w:t xml:space="preserve"> - harmonised exposure/outcome pairs.</w:t>
       </w:r>
     </w:p>
     <w:p>
@@ -1226,7 +1317,7 @@
           <w:b w:val="0"/>
           <w:i w:val="0"/>
         </w:rPr>
-        <w:t xml:space="preserve"> — GWAS metadata (IDs, n, consortium, PMID).</w:t>
+        <w:t xml:space="preserve"> - GWAS metadata (IDs, n, consortium, PMID).</w:t>
       </w:r>
     </w:p>
     <w:p>
@@ -1255,7 +1346,52 @@
           <w:b w:val="0"/>
           <w:i w:val="0"/>
         </w:rPr>
-        <w:t xml:space="preserve"> — non-UKB overlap-robustness sensitivity (Section S1).</w:t>
+        <w:t xml:space="preserve"> - non-UKB overlap-robustness sensitivity (Section S1).</w:t>
+      </w:r>
+    </w:p>
+    <w:p>
+      <w:pPr>
+        <w:spacing w:before="0" w:after="0"/>
+      </w:pPr>
+      <w:r>
+        <w:rPr>
+          <w:rFonts w:ascii="Times New Roman" w:hAnsi="Times New Roman"/>
+          <w:b w:val="0"/>
+          <w:i w:val="0"/>
+        </w:rPr>
+        <w:t xml:space="preserve">- </w:t>
+      </w:r>
+      <w:r>
+        <w:rPr>
+          <w:rFonts w:ascii="Courier New" w:hAnsi="Courier New"/>
+          <w:b w:val="0"/>
+          <w:i w:val="0"/>
+        </w:rPr>
+        <w:t>mr_overlap_sensitivity_20260921.rds</w:t>
+      </w:r>
+      <w:r>
+        <w:rPr>
+          <w:rFonts w:ascii="Times New Roman" w:hAnsi="Times New Roman"/>
+          <w:b w:val="0"/>
+          <w:i w:val="0"/>
+        </w:rPr>
+        <w:t xml:space="preserve">, </w:t>
+      </w:r>
+      <w:r>
+        <w:rPr>
+          <w:rFonts w:ascii="Courier New" w:hAnsi="Courier New"/>
+          <w:b w:val="0"/>
+          <w:i w:val="0"/>
+        </w:rPr>
+        <w:t>mr_overlap_sensitivity_table.csv</w:t>
+      </w:r>
+      <w:r>
+        <w:rPr>
+          <w:rFonts w:ascii="Times New Roman" w:hAnsi="Times New Roman"/>
+          <w:b w:val="0"/>
+          <w:i w:val="0"/>
+        </w:rPr>
+        <w:t xml:space="preserve"> - overlap-bias quantification (Section 3.1.2; Burgess-Thompson / MRlap framework).</w:t>
       </w:r>
     </w:p>
     <w:p>
@@ -1300,7 +1436,184 @@
           <w:b w:val="0"/>
           <w:i w:val="0"/>
         </w:rPr>
-        <w:t xml:space="preserve"> — NHANES descriptive analysis.</w:t>
+        <w:t xml:space="preserve"> - NHANES descriptive analysis.</w:t>
+      </w:r>
+    </w:p>
+    <w:p>
+      <w:pPr>
+        <w:spacing w:before="0" w:after="0"/>
+      </w:pPr>
+      <w:r>
+        <w:rPr>
+          <w:rFonts w:ascii="Times New Roman" w:hAnsi="Times New Roman"/>
+          <w:b w:val="0"/>
+          <w:i w:val="0"/>
+        </w:rPr>
+        <w:t xml:space="preserve">- </w:t>
+      </w:r>
+      <w:r>
+        <w:rPr>
+          <w:rFonts w:ascii="Courier New" w:hAnsi="Courier New"/>
+          <w:b w:val="0"/>
+          <w:i w:val="0"/>
+        </w:rPr>
+        <w:t>charls_long.rds</w:t>
+      </w:r>
+      <w:r>
+        <w:rPr>
+          <w:rFonts w:ascii="Times New Roman" w:hAnsi="Times New Roman"/>
+          <w:b w:val="0"/>
+          <w:i w:val="0"/>
+        </w:rPr>
+        <w:t xml:space="preserve"> - CHARLS long extract (normalised person key).</w:t>
+      </w:r>
+    </w:p>
+    <w:p>
+      <w:pPr>
+        <w:spacing w:before="0" w:after="0"/>
+      </w:pPr>
+      <w:r>
+        <w:rPr>
+          <w:rFonts w:ascii="Times New Roman" w:hAnsi="Times New Roman"/>
+          <w:b w:val="0"/>
+          <w:i w:val="0"/>
+        </w:rPr>
+        <w:t xml:space="preserve">- </w:t>
+      </w:r>
+      <w:r>
+        <w:rPr>
+          <w:rFonts w:ascii="Courier New" w:hAnsi="Courier New"/>
+          <w:b w:val="0"/>
+          <w:i w:val="0"/>
+        </w:rPr>
+        <w:t>charls_results_20260921.rds</w:t>
+      </w:r>
+      <w:r>
+        <w:rPr>
+          <w:rFonts w:ascii="Times New Roman" w:hAnsi="Times New Roman"/>
+          <w:b w:val="0"/>
+          <w:i w:val="0"/>
+        </w:rPr>
+        <w:t xml:space="preserve"> - CHARLS 3-wave LMM / Cox / RCS (Section 3.5).</w:t>
+      </w:r>
+    </w:p>
+    <w:p>
+      <w:pPr>
+        <w:spacing w:before="0" w:after="0"/>
+      </w:pPr>
+      <w:r>
+        <w:rPr>
+          <w:rFonts w:ascii="Times New Roman" w:hAnsi="Times New Roman"/>
+          <w:b w:val="0"/>
+          <w:i w:val="0"/>
+        </w:rPr>
+        <w:t xml:space="preserve">- </w:t>
+      </w:r>
+      <w:r>
+        <w:rPr>
+          <w:rFonts w:ascii="Courier New" w:hAnsi="Courier New"/>
+          <w:b w:val="0"/>
+          <w:i w:val="0"/>
+        </w:rPr>
+        <w:t>charls_results_4wave_20260921.rds</w:t>
+      </w:r>
+      <w:r>
+        <w:rPr>
+          <w:rFonts w:ascii="Times New Roman" w:hAnsi="Times New Roman"/>
+          <w:b w:val="0"/>
+          <w:i w:val="0"/>
+        </w:rPr>
+        <w:t xml:space="preserve"> - CHARLS 4-wave sensitivity (Section 3.5.1).</w:t>
+      </w:r>
+    </w:p>
+    <w:p>
+      <w:pPr>
+        <w:spacing w:before="0" w:after="0"/>
+      </w:pPr>
+      <w:r>
+        <w:rPr>
+          <w:rFonts w:ascii="Times New Roman" w:hAnsi="Times New Roman"/>
+          <w:b w:val="0"/>
+          <w:i w:val="0"/>
+        </w:rPr>
+        <w:t xml:space="preserve">- </w:t>
+      </w:r>
+      <w:r>
+        <w:rPr>
+          <w:rFonts w:ascii="Courier New" w:hAnsi="Courier New"/>
+          <w:b w:val="0"/>
+          <w:i w:val="0"/>
+        </w:rPr>
+        <w:t>charls_results_changescore_20260921.rds</w:t>
+      </w:r>
+      <w:r>
+        <w:rPr>
+          <w:rFonts w:ascii="Times New Roman" w:hAnsi="Times New Roman"/>
+          <w:b w:val="0"/>
+          <w:i w:val="0"/>
+        </w:rPr>
+        <w:t xml:space="preserve">, </w:t>
+      </w:r>
+      <w:r>
+        <w:rPr>
+          <w:rFonts w:ascii="Courier New" w:hAnsi="Courier New"/>
+          <w:b w:val="0"/>
+          <w:i w:val="0"/>
+        </w:rPr>
+        <w:t>charls_changescore_table_20260921.csv</w:t>
+      </w:r>
+      <w:r>
+        <w:rPr>
+          <w:rFonts w:ascii="Times New Roman" w:hAnsi="Times New Roman"/>
+          <w:b w:val="0"/>
+          <w:i w:val="0"/>
+        </w:rPr>
+        <w:t xml:space="preserve"> - CHARLS change-score sensitivity (Section 3.5.2).</w:t>
+      </w:r>
+    </w:p>
+    <w:p>
+      <w:pPr>
+        <w:spacing w:before="0" w:after="0"/>
+      </w:pPr>
+      <w:r>
+        <w:rPr>
+          <w:rFonts w:ascii="Times New Roman" w:hAnsi="Times New Roman"/>
+          <w:b w:val="0"/>
+          <w:i w:val="0"/>
+        </w:rPr>
+        <w:t xml:space="preserve">- </w:t>
+      </w:r>
+      <w:r>
+        <w:rPr>
+          <w:rFonts w:ascii="Courier New" w:hAnsi="Courier New"/>
+          <w:b w:val="0"/>
+          <w:i w:val="0"/>
+        </w:rPr>
+        <w:t>data/raw/charls/raw/2018/Cognition.dta</w:t>
+      </w:r>
+      <w:r>
+        <w:rPr>
+          <w:rFonts w:ascii="Times New Roman" w:hAnsi="Times New Roman"/>
+          <w:b w:val="0"/>
+          <w:i w:val="0"/>
+        </w:rPr>
+        <w:t xml:space="preserve"> - 2018 DC Cognition module (user-provided </w:t>
+      </w:r>
+      <w:r>
+        <w:rPr>
+          <w:rFonts w:ascii="Courier New" w:hAnsi="Courier New"/>
+          <w:b w:val="0"/>
+          <w:i w:val="0"/>
+        </w:rPr>
+        <w:t>Cognition.zip</w:t>
+      </w:r>
+      <w:r>
+        <w:rPr>
+          <w:rFonts w:ascii="Times New Roman" w:hAnsi="Times New Roman"/>
+          <w:b w:val="0"/>
+          <w:i w:val="0"/>
+        </w:rPr>
+        <w:t>).</w:t>
       </w:r>
     </w:p>
     <w:p>
@@ -1345,7 +1658,7 @@
           <w:b w:val="0"/>
           <w:i w:val="0"/>
         </w:rPr>
-        <w:t xml:space="preserve"> (Fig. 5). All GWAS and method citations were verified (journal, volume, pages, DOI, PMID); the provenance discrepancy of ebi-a-GCST006572 (UKB-derived cognitive-performance score vs. the GWAS-Catalog's educational-attainment attribution) is disclosed in the Methods.</w:t>
+        <w:t xml:space="preserve"> (Fig. 5), and the CHARLS R scripts (Fig. 6 RCS spline, Fig. 7 overlap-bias). All GWAS and method citations were verified (journal, volume, pages, DOI, PMID); the provenance discrepancy of ebi-a-GCST006572 (UKB-derived cognitive-performance score vs. the GWAS-Catalog's educational-attainment attribution) is disclosed in the Methods.</w:t>
       </w:r>
     </w:p>
     <w:sectPr>
